--- a/caso-socorro-baron/PODER_ESPECIAL_CARMEN_SOCORRO_BARON.docx
+++ b/caso-socorro-baron/PODER_ESPECIAL_CARMEN_SOCORRO_BARON.docx
@@ -444,14 +444,14 @@
           <w:b/>
           <w:i w:val="0"/>
         </w:rPr>
-        <w:t>apoderada sustituta</w:t>
+        <w:t>apoderada suplente</w:t>
       </w:r>
       <w:r>
         <w:rPr>
           <w:b w:val="0"/>
           <w:i w:val="0"/>
         </w:rPr>
-        <w:t>, facultada para asumir la representación en ausencia temporal o definitiva del apoderado principal, sin que ambos actúen simultáneamente (artículo 75 del Código General del Proceso).</w:t>
+        <w:t>, facultada para asumir la representación únicamente en ausencia temporal o definitiva del apoderado principal, sin que en ningún caso ambos actúen simultáneamente (artículo 75 del Código General del Proceso).</w:t>
       </w:r>
     </w:p>
     <w:p>
@@ -520,22 +520,7 @@
           <w:b w:val="0"/>
           <w:i w:val="0"/>
         </w:rPr>
-        <w:t xml:space="preserve">, creada en San José de Cúcuta el </w:t>
-      </w:r>
-      <w:r>
-        <w:rPr>
-          <w:b/>
-          <w:i w:val="0"/>
-          <w:highlight w:val="yellow"/>
-        </w:rPr>
-        <w:t>1 de octubre de 2026</w:t>
-      </w:r>
-      <w:r>
-        <w:rPr>
-          <w:b w:val="0"/>
-          <w:i w:val="0"/>
-        </w:rPr>
-        <w:t xml:space="preserve">, por valor de </w:t>
+        <w:t xml:space="preserve"> por valor de </w:t>
       </w:r>
       <w:r>
         <w:rPr>
@@ -564,7 +549,7 @@
           <w:b w:val="0"/>
           <w:i w:val="0"/>
         </w:rPr>
-        <w:t xml:space="preserve"> M/CTE), con vencimiento el </w:t>
+        <w:t xml:space="preserve"> M/CTE), pagadera en San José de Cúcuta, con vencimiento el </w:t>
       </w:r>
       <w:r>
         <w:rPr>
@@ -606,7 +591,7 @@
           <w:b w:val="0"/>
           <w:i w:val="0"/>
         </w:rPr>
-        <w:t>, si mis apoderados lo estiman procedente, así como a los procesos, incidentes, recursos y trámites que se deriven del asunto, incluida la acción cambiaria de regreso y la ejecución de la sentencia o del auto que ordene seguir adelante la ejecución.</w:t>
+        <w:t>, si mis apoderados lo estiman procedente, así como a los incidentes, recursos y trámites que se deriven del asunto, incluida la ejecución del auto que ordene seguir adelante la ejecución.</w:t>
       </w:r>
     </w:p>
     <w:p>
@@ -705,15 +690,7 @@
           <w:b w:val="0"/>
           <w:i w:val="0"/>
         </w:rPr>
-        <w:t xml:space="preserve"> al correo electrónico de mi apoderado principal, en los términos del artículo 5 de la Ley 2213 de 2022, por lo que se presume auténtico y no requiere presentación personal ni reconocimiento. </w:t>
-      </w:r>
-      <w:r>
-        <w:rPr>
-          <w:b/>
-          <w:i w:val="0"/>
-          <w:highlight w:val="yellow"/>
-        </w:rPr>
-        <w:t>Si la poderdante no dispone de correo electrónico propio, suprimir este párrafo y efectuar presentación personal ante notario o ante el secretario del juzgado (art. 74 CGP), utilizando el espacio de la página siguiente.</w:t>
+        <w:t xml:space="preserve"> al correo electrónico de mi apoderado principal, en los términos del artículo 5 de la Ley 2213 de 2022, por lo que se presume auténtico y no requiere presentación personal ni reconocimiento.</w:t>
       </w:r>
     </w:p>
     <w:p>
@@ -1081,7 +1058,7 @@
           <w:i w:val="0"/>
           <w:sz w:val="22"/>
         </w:rPr>
-        <w:t>ESPACIO PARA PRESENTACIÓN PERSONAL (SOLO SI NO SE OTORGA POR MENSAJE DE DATOS)</w:t>
+        <w:t>PRESENTACIÓN PERSONAL (ÚNICAMENTE SI EL PODER NO SE OTORGA POR MENSAJE DE DATOS)</w:t>
       </w:r>
     </w:p>
     <w:p>
@@ -1162,7 +1139,7 @@
           <w:i w:val="0"/>
           <w:sz w:val="22"/>
         </w:rPr>
-        <w:t>Notario / Secretario(a) del Juzgado</w:t>
+        <w:t>Notario / Juez / Oficina Judicial de Apoyo</w:t>
       </w:r>
     </w:p>
     <w:sectPr>

--- a/caso-socorro-baron/PODER_ESPECIAL_CARMEN_SOCORRO_BARON.docx
+++ b/caso-socorro-baron/PODER_ESPECIAL_CARMEN_SOCORRO_BARON.docx
@@ -25,7 +25,7 @@
           <w:b/>
           <w:i w:val="0"/>
         </w:rPr>
-        <w:t>JUEZ MUNICIPAL DE PEQUEÑAS CAUSAS Y COMPETENCIA MÚLTIPLE (O CIVIL MUNICIPAL) DE SAN JOSÉ DE CÚCUTA – REPARTO</w:t>
+        <w:t>JUEZ MUNICIPAL DE PEQUEÑAS CAUSAS Y COMPETENCIA MÚLTIPLE DE SAN JOSÉ DE CÚCUTA (REPARTO)</w:t>
       </w:r>
     </w:p>
     <w:p>
@@ -395,6 +395,21 @@
           <w:b w:val="0"/>
           <w:i w:val="0"/>
         </w:rPr>
+        <w:t xml:space="preserve"> de </w:t>
+      </w:r>
+      <w:r>
+        <w:rPr>
+          <w:b/>
+          <w:i w:val="0"/>
+          <w:highlight w:val="yellow"/>
+        </w:rPr>
+        <w:t>LUGAR DE EXPEDICIÓN</w:t>
+      </w:r>
+      <w:r>
+        <w:rPr>
+          <w:b w:val="0"/>
+          <w:i w:val="0"/>
+        </w:rPr>
         <w:t xml:space="preserve">, portadora de la Tarjeta Profesional No. </w:t>
       </w:r>
       <w:r>
@@ -416,7 +431,7 @@
           <w:b/>
           <w:i w:val="0"/>
         </w:rPr>
-        <w:t>Danielabotia_03@hotmail.com</w:t>
+        <w:t>danielabotia_03@hotmail.com</w:t>
       </w:r>
       <w:r>
         <w:rPr>
@@ -485,7 +500,15 @@
           <w:b/>
           <w:i w:val="0"/>
         </w:rPr>
-        <w:t>MARÍA DEL PILAR BARÓN [[GALINDO]]</w:t>
+        <w:t xml:space="preserve">MARÍA DEL PILAR BARÓN </w:t>
+      </w:r>
+      <w:r>
+        <w:rPr>
+          <w:b/>
+          <w:i w:val="0"/>
+          <w:highlight w:val="yellow"/>
+        </w:rPr>
+        <w:t>GALINDO</w:t>
       </w:r>
       <w:r>
         <w:rPr>
@@ -513,7 +536,15 @@
           <w:b/>
           <w:i w:val="0"/>
         </w:rPr>
-        <w:t>letra de cambio No. [[001]]</w:t>
+        <w:t xml:space="preserve">letra de cambio No. </w:t>
+      </w:r>
+      <w:r>
+        <w:rPr>
+          <w:b/>
+          <w:i w:val="0"/>
+          <w:highlight w:val="yellow"/>
+        </w:rPr>
+        <w:t>001</w:t>
       </w:r>
       <w:r>
         <w:rPr>
@@ -527,7 +558,15 @@
           <w:b/>
           <w:i w:val="0"/>
         </w:rPr>
-        <w:t>$[[21.106.522]]</w:t>
+        <w:t>$</w:t>
+      </w:r>
+      <w:r>
+        <w:rPr>
+          <w:b/>
+          <w:i w:val="0"/>
+          <w:highlight w:val="yellow"/>
+        </w:rPr>
+        <w:t>21.106.522</w:t>
       </w:r>
       <w:r>
         <w:rPr>
@@ -549,7 +588,7 @@
           <w:b w:val="0"/>
           <w:i w:val="0"/>
         </w:rPr>
-        <w:t xml:space="preserve"> M/CTE), pagadera en San José de Cúcuta, con vencimiento el </w:t>
+        <w:t xml:space="preserve"> moneda legal colombiana, M/CTE), pagadera en San José de Cúcuta, con vencimiento el </w:t>
       </w:r>
       <w:r>
         <w:rPr>
@@ -577,7 +616,22 @@
           <w:b w:val="0"/>
           <w:i w:val="0"/>
         </w:rPr>
-        <w:t xml:space="preserve">Este poder se extiende a la eventual ejecución contra el otro aceptante y deudor solidario del mismo título, identificado con la cédula de ciudadanía No. </w:t>
+        <w:t xml:space="preserve">Este poder se extiende a la eventual ejecución contra el otro aceptante y deudor solidario del mismo título, </w:t>
+      </w:r>
+      <w:r>
+        <w:rPr>
+          <w:b/>
+          <w:i w:val="0"/>
+          <w:highlight w:val="yellow"/>
+        </w:rPr>
+        <w:t>NOMBRE COMPLETO DEL GIRADO 1</w:t>
+      </w:r>
+      <w:r>
+        <w:rPr>
+          <w:b w:val="0"/>
+          <w:i w:val="0"/>
+        </w:rPr>
+        <w:t xml:space="preserve">, identificado con la cédula de ciudadanía No. </w:t>
       </w:r>
       <w:r>
         <w:rPr>
@@ -633,7 +687,7 @@
           <w:b w:val="0"/>
           <w:i w:val="0"/>
         </w:rPr>
-        <w:t>, solicitar y obtener medidas cautelares, solicitar el embargo y secuestro de bienes, presentar la liquidación del crédito y de las costas y objetar las que se presenten, solicitar el remate y la adjudicación de bienes, retirar y endosar títulos de depósito judicial, notificarse de toda clase de providencias, interponer y sustentar recursos, promover y contestar incidentes y nulidades, presentar y contradecir pruebas, asistir a audiencias y diligencias, promover y atender la acción de tutela que se relacione con el proceso, y en general realizar todos los actos necesarios para el cabal cumplimiento de este mandato.</w:t>
+        <w:t>, solicitar y obtener medidas cautelares, solicitar el embargo y secuestro de bienes, presentar la liquidación del crédito y de las costas y objetar las que se presenten, solicitar el remate y la adjudicación de bienes, retirar y endosar títulos de depósito judicial, solicitar la terminación del proceso por pago total de la obligación (artículo 461 CGP), notificarse de toda clase de providencias, interponer y sustentar recursos, promover y contestar incidentes y nulidades, presentar y contradecir pruebas, asistir a audiencias y diligencias, promover y atender la acción de tutela que se relacione con el proceso, y en general realizar todos los actos necesarios para el cabal cumplimiento de este mandato.</w:t>
       </w:r>
     </w:p>
     <w:p>
@@ -993,7 +1047,15 @@
           <w:b w:val="0"/>
           <w:i w:val="0"/>
         </w:rPr>
-        <w:t>C.C. No. 1.090.528.604</w:t>
+        <w:t xml:space="preserve">C.C. No. 1.090.528.604 de </w:t>
+      </w:r>
+      <w:r>
+        <w:rPr>
+          <w:b/>
+          <w:i w:val="0"/>
+          <w:highlight w:val="yellow"/>
+        </w:rPr>
+        <w:t>LUGAR DE EXPEDICIÓN</w:t>
       </w:r>
     </w:p>
     <w:p>
@@ -1019,7 +1081,7 @@
           <w:b w:val="0"/>
           <w:i w:val="0"/>
         </w:rPr>
-        <w:t>Correo: Danielabotia_03@hotmail.com</w:t>
+        <w:t>Correo: danielabotia_03@hotmail.com</w:t>
       </w:r>
     </w:p>
     <w:p>
@@ -1040,107 +1102,6 @@
         <w:spacing w:after="120" w:before="0"/>
         <w:jc w:val="both"/>
       </w:pPr>
-    </w:p>
-    <w:p>
-      <w:r>
-        <w:br w:type="page"/>
-      </w:r>
-    </w:p>
-    <w:p>
-      <w:pPr>
-        <w:keepNext/>
-        <w:spacing w:after="120" w:before="240"/>
-        <w:jc w:val="left"/>
-      </w:pPr>
-      <w:r>
-        <w:rPr>
-          <w:b/>
-          <w:i w:val="0"/>
-          <w:sz w:val="22"/>
-        </w:rPr>
-        <w:t>PRESENTACIÓN PERSONAL (ÚNICAMENTE SI EL PODER NO SE OTORGA POR MENSAJE DE DATOS)</w:t>
-      </w:r>
-    </w:p>
-    <w:p>
-      <w:pPr>
-        <w:spacing w:after="120" w:before="0"/>
-        <w:jc w:val="both"/>
-      </w:pPr>
-      <w:r>
-        <w:rPr>
-          <w:b w:val="0"/>
-          <w:i w:val="0"/>
-          <w:sz w:val="22"/>
-        </w:rPr>
-        <w:t xml:space="preserve">En </w:t>
-      </w:r>
-      <w:r>
-        <w:rPr>
-          <w:b/>
-          <w:i w:val="0"/>
-          <w:sz w:val="22"/>
-          <w:highlight w:val="yellow"/>
-        </w:rPr>
-        <w:t>San José de Cúcuta</w:t>
-      </w:r>
-      <w:r>
-        <w:rPr>
-          <w:b w:val="0"/>
-          <w:i w:val="0"/>
-          <w:sz w:val="22"/>
-        </w:rPr>
-        <w:t xml:space="preserve">, a los ____ días del mes de __________ de 2026, compareció </w:t>
-      </w:r>
-      <w:r>
-        <w:rPr>
-          <w:b/>
-          <w:i w:val="0"/>
-          <w:sz w:val="22"/>
-        </w:rPr>
-        <w:t>CARMEN SOCORRO BARÓN GALINDO</w:t>
-      </w:r>
-      <w:r>
-        <w:rPr>
-          <w:b w:val="0"/>
-          <w:i w:val="0"/>
-          <w:sz w:val="22"/>
-        </w:rPr>
-        <w:t>, identificada con la cédula de ciudadanía No. 27.682.014 de Chinácota, quien declaró que la firma que antecede es suya y que el contenido del presente poder es cierto (artículo 74 del Código General del Proceso).</w:t>
-      </w:r>
-    </w:p>
-    <w:p>
-      <w:pPr>
-        <w:spacing w:after="480" w:before="0"/>
-        <w:jc w:val="both"/>
-      </w:pPr>
-    </w:p>
-    <w:p>
-      <w:pPr>
-        <w:spacing w:after="0" w:before="0"/>
-        <w:jc w:val="left"/>
-      </w:pPr>
-      <w:r>
-        <w:rPr>
-          <w:b w:val="0"/>
-          <w:i w:val="0"/>
-          <w:sz w:val="22"/>
-        </w:rPr>
-        <w:t>__________________________________</w:t>
-      </w:r>
-    </w:p>
-    <w:p>
-      <w:pPr>
-        <w:spacing w:after="120" w:before="0"/>
-        <w:jc w:val="left"/>
-      </w:pPr>
-      <w:r>
-        <w:rPr>
-          <w:b w:val="0"/>
-          <w:i w:val="0"/>
-          <w:sz w:val="22"/>
-        </w:rPr>
-        <w:t>Notario / Juez / Oficina Judicial de Apoyo</w:t>
-      </w:r>
     </w:p>
     <w:sectPr>
       <w:pgSz w:w="12240" w:h="15840"/>
